--- a/Output/tables-set-cell-padding-output.docx
+++ b/Output/tables-set-cell-padding-output.docx
@@ -26,7 +26,11 @@
               <w:bottom w:w="15" w:type="dxa"/>
             </w:tcMar>
           </w:tcPr>
-          <w:p/>
+          <w:p>
+            <w:r>
+              <w:t>Apple</w:t>
+            </w:r>
+          </w:p>
         </w:tc>
         <w:tc>
           <w:tcPr>
@@ -38,7 +42,11 @@
               <w:right w:val="single" w:color="auto" w:sz="4" w:space="0"/>
             </w:tcBorders>
           </w:tcPr>
-          <w:p/>
+          <w:p>
+            <w:r>
+              <w:t>Banana</w:t>
+            </w:r>
+          </w:p>
         </w:tc>
         <w:tc>
           <w:tcPr>
@@ -50,7 +58,11 @@
               <w:right w:val="single" w:color="auto" w:sz="4" w:space="0"/>
             </w:tcBorders>
           </w:tcPr>
-          <w:p/>
+          <w:p>
+            <w:r>
+              <w:t>Mango</w:t>
+            </w:r>
+          </w:p>
         </w:tc>
       </w:tr>
       <w:tr>
@@ -64,7 +76,11 @@
               <w:right w:val="single" w:color="auto" w:sz="4" w:space="0"/>
             </w:tcBorders>
           </w:tcPr>
-          <w:p/>
+          <w:p>
+            <w:r>
+              <w:t>Orange</w:t>
+            </w:r>
+          </w:p>
         </w:tc>
         <w:tc>
           <w:tcPr>
@@ -76,7 +92,11 @@
               <w:right w:val="single" w:color="auto" w:sz="4" w:space="0"/>
             </w:tcBorders>
           </w:tcPr>
-          <w:p/>
+          <w:p>
+            <w:r>
+              <w:t>Grape</w:t>
+            </w:r>
+          </w:p>
         </w:tc>
         <w:tc>
           <w:tcPr>
@@ -88,7 +108,11 @@
               <w:right w:val="single" w:color="auto" w:sz="4" w:space="0"/>
             </w:tcBorders>
           </w:tcPr>
-          <w:p/>
+          <w:p>
+            <w:r>
+              <w:t>Kiwi</w:t>
+            </w:r>
+          </w:p>
         </w:tc>
       </w:tr>
       <w:tr>
@@ -102,7 +126,11 @@
               <w:right w:val="single" w:color="auto" w:sz="4" w:space="0"/>
             </w:tcBorders>
           </w:tcPr>
-          <w:p/>
+          <w:p>
+            <w:r>
+              <w:t>Papaya</w:t>
+            </w:r>
+          </w:p>
         </w:tc>
         <w:tc>
           <w:tcPr>
@@ -114,7 +142,11 @@
               <w:right w:val="single" w:color="auto" w:sz="4" w:space="0"/>
             </w:tcBorders>
           </w:tcPr>
-          <w:p/>
+          <w:p>
+            <w:r>
+              <w:t>Pear</w:t>
+            </w:r>
+          </w:p>
         </w:tc>
         <w:tc>
           <w:tcPr>
@@ -126,7 +158,11 @@
               <w:right w:val="single" w:color="auto" w:sz="4" w:space="0"/>
             </w:tcBorders>
           </w:tcPr>
-          <w:p/>
+          <w:p>
+            <w:r>
+              <w:t>Peach</w:t>
+            </w:r>
+          </w:p>
         </w:tc>
       </w:tr>
     </w:tbl>
